--- a/blog-module/blog-entries/20260326W/spq.docx
+++ b/blog-module/blog-entries/20260326W/spq.docx
@@ -371,7 +371,7 @@
           <w:rFonts w:ascii="Aptos" w:eastAsia="Times New Roman" w:hAnsi="Aptos" w:cs="Times New Roman"/>
           <w:color w:val="212121"/>
           <w:kern w:val="0"/>
-          <w:lang w:val="de-DE" w:eastAsia="el-GR"/>
+          <w:lang w:val="el-GR" w:eastAsia="el-GR"/>
           <w14:ligatures w14:val="none"/>
         </w:rPr>
       </w:pPr>
@@ -668,7 +668,7 @@
           <w:rFonts w:ascii="Aptos" w:eastAsia="Times New Roman" w:hAnsi="Aptos" w:cs="Times New Roman"/>
           <w:color w:val="212121"/>
           <w:kern w:val="0"/>
-          <w:lang w:val="el-GR" w:eastAsia="el-GR"/>
+          <w:lang w:val="de-DE" w:eastAsia="el-GR"/>
           <w14:ligatures w14:val="none"/>
         </w:rPr>
       </w:pPr>
@@ -734,410 +734,10 @@
           <w:rFonts w:ascii="Aptos" w:eastAsia="Times New Roman" w:hAnsi="Aptos" w:cs="Times New Roman"/>
           <w:color w:val="000000"/>
           <w:kern w:val="0"/>
-          <w:lang w:val="el-GR" w:eastAsia="el-GR"/>
+          <w:lang w:val="de-DE" w:eastAsia="el-GR"/>
           <w14:ligatures w14:val="none"/>
         </w:rPr>
       </w:pPr>
-    </w:p>
-    <w:p>
-      <w:pPr>
-        <w:spacing w:after="0" w:line="240" w:lineRule="auto"/>
-        <w:rPr>
-          <w:rFonts w:ascii="Aptos" w:eastAsia="Times New Roman" w:hAnsi="Aptos" w:cs="Times New Roman"/>
-          <w:color w:val="000000"/>
-          <w:kern w:val="0"/>
-          <w:lang w:val="de-DE" w:eastAsia="el-GR"/>
-          <w14:ligatures w14:val="none"/>
-        </w:rPr>
-      </w:pPr>
-      <w:r>
-        <w:fldChar w:fldCharType="begin"/>
-      </w:r>
-      <w:r>
-        <w:instrText xml:space="preserve"> INCLUDEPICTURE "/Users/giorgos/Library/Group Containers/UBF8T346G9.ms/WebArchiveCopyPasteTempFiles/com.microsoft.Word/cid0E4CF510-DB3E-4D8F-BC41-A7DD14890377" \* MERGEFORMATINET </w:instrText>
-      </w:r>
-      <w:r>
-        <w:fldChar w:fldCharType="separate"/>
-      </w:r>
-      <w:r>
-        <w:rPr>
-          <w:noProof/>
-        </w:rPr>
-        <w:drawing>
-          <wp:inline distT="0" distB="0" distL="0" distR="0" wp14:anchorId="46E76F14" wp14:editId="3B4B8AA4">
-            <wp:extent cx="5943600" cy="3954780"/>
-            <wp:effectExtent l="0" t="0" r="0" b="0"/>
-            <wp:docPr id="1493645466" name="Εικόνα 1" descr="1000005534.jpg"/>
-            <wp:cNvGraphicFramePr>
-              <a:graphicFrameLocks xmlns:a="http://schemas.openxmlformats.org/drawingml/2006/main" noChangeAspect="1"/>
-            </wp:cNvGraphicFramePr>
-            <a:graphic xmlns:a="http://schemas.openxmlformats.org/drawingml/2006/main">
-              <a:graphicData uri="http://schemas.openxmlformats.org/drawingml/2006/picture">
-                <pic:pic xmlns:pic="http://schemas.openxmlformats.org/drawingml/2006/picture">
-                  <pic:nvPicPr>
-                    <pic:cNvPr id="0" name="&lt;0E4CF510-DB3E-4D8F-BC41-A7DD14890377&gt;" descr="1000005534.jpg"/>
-                    <pic:cNvPicPr>
-                      <a:picLocks noChangeAspect="1" noChangeArrowheads="1"/>
-                    </pic:cNvPicPr>
-                  </pic:nvPicPr>
-                  <pic:blipFill>
-                    <a:blip r:embed="rId5">
-                      <a:extLst>
-                        <a:ext uri="{28A0092B-C50C-407E-A947-70E740481C1C}">
-                          <a14:useLocalDpi xmlns:a14="http://schemas.microsoft.com/office/drawing/2010/main" val="0"/>
-                        </a:ext>
-                      </a:extLst>
-                    </a:blip>
-                    <a:srcRect/>
-                    <a:stretch>
-                      <a:fillRect/>
-                    </a:stretch>
-                  </pic:blipFill>
-                  <pic:spPr bwMode="auto">
-                    <a:xfrm>
-                      <a:off x="0" y="0"/>
-                      <a:ext cx="5943600" cy="3954780"/>
-                    </a:xfrm>
-                    <a:prstGeom prst="rect">
-                      <a:avLst/>
-                    </a:prstGeom>
-                    <a:noFill/>
-                    <a:ln>
-                      <a:noFill/>
-                    </a:ln>
-                  </pic:spPr>
-                </pic:pic>
-              </a:graphicData>
-            </a:graphic>
-          </wp:inline>
-        </w:drawing>
-      </w:r>
-      <w:r>
-        <w:fldChar w:fldCharType="end"/>
-      </w:r>
-    </w:p>
-    <w:p>
-      <w:pPr>
-        <w:spacing w:after="0" w:line="240" w:lineRule="auto"/>
-        <w:rPr>
-          <w:rFonts w:ascii="Aptos" w:eastAsia="Times New Roman" w:hAnsi="Aptos" w:cs="Times New Roman"/>
-          <w:color w:val="000000"/>
-          <w:kern w:val="0"/>
-          <w:lang w:val="de-DE" w:eastAsia="el-GR"/>
-          <w14:ligatures w14:val="none"/>
-        </w:rPr>
-      </w:pPr>
-    </w:p>
-    <w:p>
-      <w:pPr>
-        <w:spacing w:after="0" w:line="240" w:lineRule="auto"/>
-        <w:rPr>
-          <w:rFonts w:ascii="Aptos" w:eastAsia="Times New Roman" w:hAnsi="Aptos" w:cs="Times New Roman"/>
-          <w:color w:val="000000"/>
-          <w:kern w:val="0"/>
-          <w:lang w:val="el-GR" w:eastAsia="el-GR"/>
-          <w14:ligatures w14:val="none"/>
-        </w:rPr>
-      </w:pPr>
-      <w:r>
-        <w:rPr>
-          <w:rFonts w:ascii="Aptos" w:eastAsia="Times New Roman" w:hAnsi="Aptos" w:cs="Times New Roman"/>
-          <w:color w:val="000000"/>
-          <w:kern w:val="0"/>
-          <w:lang w:val="el-GR" w:eastAsia="el-GR"/>
-          <w14:ligatures w14:val="none"/>
-        </w:rPr>
-        <w:t xml:space="preserve">Καναδάς: Ο </w:t>
-      </w:r>
-      <w:proofErr w:type="spellStart"/>
-      <w:r>
-        <w:rPr>
-          <w:rFonts w:ascii="Aptos" w:eastAsia="Times New Roman" w:hAnsi="Aptos" w:cs="Times New Roman"/>
-          <w:color w:val="000000"/>
-          <w:kern w:val="0"/>
-          <w:lang w:val="el-GR" w:eastAsia="el-GR"/>
-          <w14:ligatures w14:val="none"/>
-        </w:rPr>
-        <w:t>Hamilton</w:t>
-      </w:r>
-      <w:proofErr w:type="spellEnd"/>
-      <w:r>
-        <w:rPr>
-          <w:rFonts w:ascii="Aptos" w:eastAsia="Times New Roman" w:hAnsi="Aptos" w:cs="Times New Roman"/>
-          <w:color w:val="000000"/>
-          <w:kern w:val="0"/>
-          <w:lang w:val="el-GR" w:eastAsia="el-GR"/>
-          <w14:ligatures w14:val="none"/>
-        </w:rPr>
-        <w:t xml:space="preserve"> έπεσε πάνω του στο </w:t>
-      </w:r>
-      <w:proofErr w:type="spellStart"/>
-      <w:r>
-        <w:rPr>
-          <w:rFonts w:ascii="Aptos" w:eastAsia="Times New Roman" w:hAnsi="Aptos" w:cs="Times New Roman"/>
-          <w:color w:val="000000"/>
-          <w:kern w:val="0"/>
-          <w:lang w:val="el-GR" w:eastAsia="el-GR"/>
-          <w14:ligatures w14:val="none"/>
-        </w:rPr>
-        <w:t>pit</w:t>
-      </w:r>
-      <w:proofErr w:type="spellEnd"/>
-      <w:r>
-        <w:rPr>
-          <w:rFonts w:ascii="Aptos" w:eastAsia="Times New Roman" w:hAnsi="Aptos" w:cs="Times New Roman"/>
-          <w:color w:val="000000"/>
-          <w:kern w:val="0"/>
-          <w:lang w:val="el-GR" w:eastAsia="el-GR"/>
-          <w14:ligatures w14:val="none"/>
-        </w:rPr>
-        <w:t xml:space="preserve"> </w:t>
-      </w:r>
-      <w:proofErr w:type="spellStart"/>
-      <w:r>
-        <w:rPr>
-          <w:rFonts w:ascii="Aptos" w:eastAsia="Times New Roman" w:hAnsi="Aptos" w:cs="Times New Roman"/>
-          <w:color w:val="000000"/>
-          <w:kern w:val="0"/>
-          <w:lang w:val="el-GR" w:eastAsia="el-GR"/>
-          <w14:ligatures w14:val="none"/>
-        </w:rPr>
-        <w:t>lane</w:t>
-      </w:r>
-      <w:proofErr w:type="spellEnd"/>
-      <w:r>
-        <w:rPr>
-          <w:rFonts w:ascii="Aptos" w:eastAsia="Times New Roman" w:hAnsi="Aptos" w:cs="Times New Roman"/>
-          <w:color w:val="000000"/>
-          <w:kern w:val="0"/>
-          <w:lang w:val="el-GR" w:eastAsia="el-GR"/>
-          <w14:ligatures w14:val="none"/>
-        </w:rPr>
-        <w:t xml:space="preserve"> ενώ ο </w:t>
-      </w:r>
-      <w:proofErr w:type="spellStart"/>
-      <w:r>
-        <w:rPr>
-          <w:rFonts w:ascii="Aptos" w:eastAsia="Times New Roman" w:hAnsi="Aptos" w:cs="Times New Roman"/>
-          <w:color w:val="000000"/>
-          <w:kern w:val="0"/>
-          <w:lang w:val="el-GR" w:eastAsia="el-GR"/>
-          <w14:ligatures w14:val="none"/>
-        </w:rPr>
-        <w:t>Kimi</w:t>
-      </w:r>
-      <w:proofErr w:type="spellEnd"/>
-      <w:r>
-        <w:rPr>
-          <w:rFonts w:ascii="Aptos" w:eastAsia="Times New Roman" w:hAnsi="Aptos" w:cs="Times New Roman"/>
-          <w:color w:val="000000"/>
-          <w:kern w:val="0"/>
-          <w:lang w:val="el-GR" w:eastAsia="el-GR"/>
-          <w14:ligatures w14:val="none"/>
-        </w:rPr>
-        <w:t xml:space="preserve"> περίμενε στο κόκκινο φανάρι, στερώντας του μια σίγουρη νίκη ή βάθρο.</w:t>
-      </w:r>
-    </w:p>
-    <w:p>
-      <w:pPr>
-        <w:spacing w:after="0" w:line="240" w:lineRule="auto"/>
-        <w:rPr>
-          <w:rFonts w:ascii="Aptos" w:eastAsia="Times New Roman" w:hAnsi="Aptos" w:cs="Times New Roman"/>
-          <w:color w:val="000000"/>
-          <w:kern w:val="0"/>
-          <w:lang w:val="el-GR" w:eastAsia="el-GR"/>
-          <w14:ligatures w14:val="none"/>
-        </w:rPr>
-      </w:pPr>
-    </w:p>
-    <w:p>
-      <w:pPr>
-        <w:spacing w:after="0" w:line="240" w:lineRule="auto"/>
-        <w:rPr>
-          <w:rFonts w:ascii="Aptos" w:eastAsia="Times New Roman" w:hAnsi="Aptos" w:cs="Times New Roman"/>
-          <w:color w:val="000000"/>
-          <w:kern w:val="0"/>
-          <w:lang w:val="el-GR" w:eastAsia="el-GR"/>
-          <w14:ligatures w14:val="none"/>
-        </w:rPr>
-      </w:pPr>
-      <w:r>
-        <w:rPr>
-          <w:rFonts w:ascii="Aptos" w:eastAsia="Times New Roman" w:hAnsi="Aptos" w:cs="Times New Roman"/>
-          <w:color w:val="000000"/>
-          <w:kern w:val="0"/>
-          <w:lang w:val="el-GR" w:eastAsia="el-GR"/>
-          <w14:ligatures w14:val="none"/>
-        </w:rPr>
-        <w:t>Γαλλία: Ενώ προηγούνταν άνετα, έσπασε η εξάτμισή του, με αποτέλεσμα να χάσει ισχύ και να τερματίσει δεύτερος.</w:t>
-      </w:r>
-    </w:p>
-    <w:p>
-      <w:pPr>
-        <w:spacing w:after="0" w:line="240" w:lineRule="auto"/>
-        <w:rPr>
-          <w:rFonts w:ascii="Aptos" w:eastAsia="Times New Roman" w:hAnsi="Aptos" w:cs="Times New Roman"/>
-          <w:color w:val="000000"/>
-          <w:kern w:val="0"/>
-          <w:lang w:val="el-GR" w:eastAsia="el-GR"/>
-          <w14:ligatures w14:val="none"/>
-        </w:rPr>
-      </w:pPr>
-    </w:p>
-    <w:p>
-      <w:pPr>
-        <w:spacing w:after="0" w:line="240" w:lineRule="auto"/>
-        <w:rPr>
-          <w:rFonts w:ascii="Aptos" w:eastAsia="Times New Roman" w:hAnsi="Aptos" w:cs="Times New Roman"/>
-          <w:color w:val="000000"/>
-          <w:kern w:val="0"/>
-          <w:lang w:val="el-GR" w:eastAsia="el-GR"/>
-          <w14:ligatures w14:val="none"/>
-        </w:rPr>
-      </w:pPr>
-      <w:r>
-        <w:rPr>
-          <w:rFonts w:ascii="Aptos" w:eastAsia="Times New Roman" w:hAnsi="Aptos" w:cs="Times New Roman"/>
-          <w:color w:val="000000"/>
-          <w:kern w:val="0"/>
-          <w:lang w:val="el-GR" w:eastAsia="el-GR"/>
-          <w14:ligatures w14:val="none"/>
-        </w:rPr>
-        <w:t xml:space="preserve"> Βαλένθια: Εγκατέλειψε από σπασμένο κινητήρα, το ίδιο πρόβλημα που είχε αντιμετωπίσει και ο </w:t>
-      </w:r>
-      <w:proofErr w:type="spellStart"/>
-      <w:r>
-        <w:rPr>
-          <w:rFonts w:ascii="Aptos" w:eastAsia="Times New Roman" w:hAnsi="Aptos" w:cs="Times New Roman"/>
-          <w:color w:val="000000"/>
-          <w:kern w:val="0"/>
-          <w:lang w:val="el-GR" w:eastAsia="el-GR"/>
-          <w14:ligatures w14:val="none"/>
-        </w:rPr>
-        <w:t>Massa</w:t>
-      </w:r>
-      <w:proofErr w:type="spellEnd"/>
-      <w:r>
-        <w:rPr>
-          <w:rFonts w:ascii="Aptos" w:eastAsia="Times New Roman" w:hAnsi="Aptos" w:cs="Times New Roman"/>
-          <w:color w:val="000000"/>
-          <w:kern w:val="0"/>
-          <w:lang w:val="el-GR" w:eastAsia="el-GR"/>
-          <w14:ligatures w14:val="none"/>
-        </w:rPr>
-        <w:t xml:space="preserve"> στην Ουγγαρία.</w:t>
-      </w:r>
-    </w:p>
-    <w:p>
-      <w:pPr>
-        <w:spacing w:after="0" w:line="240" w:lineRule="auto"/>
-        <w:rPr>
-          <w:rFonts w:ascii="Aptos" w:eastAsia="Times New Roman" w:hAnsi="Aptos" w:cs="Times New Roman"/>
-          <w:color w:val="000000"/>
-          <w:kern w:val="0"/>
-          <w:lang w:val="el-GR" w:eastAsia="el-GR"/>
-          <w14:ligatures w14:val="none"/>
-        </w:rPr>
-      </w:pPr>
-    </w:p>
-    <w:p>
-      <w:pPr>
-        <w:spacing w:after="0" w:line="240" w:lineRule="auto"/>
-        <w:rPr>
-          <w:rFonts w:ascii="Aptos" w:eastAsia="Times New Roman" w:hAnsi="Aptos" w:cs="Times New Roman"/>
-          <w:color w:val="000000"/>
-          <w:kern w:val="0"/>
-          <w:lang w:val="el-GR" w:eastAsia="el-GR"/>
-          <w14:ligatures w14:val="none"/>
-        </w:rPr>
-      </w:pPr>
-      <w:r>
-        <w:rPr>
-          <w:rFonts w:ascii="Aptos" w:eastAsia="Times New Roman" w:hAnsi="Aptos" w:cs="Times New Roman"/>
-          <w:color w:val="000000"/>
-          <w:kern w:val="0"/>
-          <w:lang w:val="el-GR" w:eastAsia="el-GR"/>
-          <w14:ligatures w14:val="none"/>
-        </w:rPr>
-        <w:t xml:space="preserve">Καθώς ο </w:t>
-      </w:r>
-      <w:proofErr w:type="spellStart"/>
-      <w:r>
-        <w:rPr>
-          <w:rFonts w:ascii="Aptos" w:eastAsia="Times New Roman" w:hAnsi="Aptos" w:cs="Times New Roman"/>
-          <w:color w:val="000000"/>
-          <w:kern w:val="0"/>
-          <w:lang w:val="el-GR" w:eastAsia="el-GR"/>
-          <w14:ligatures w14:val="none"/>
-        </w:rPr>
-        <w:t>Massa</w:t>
-      </w:r>
-      <w:proofErr w:type="spellEnd"/>
-      <w:r>
-        <w:rPr>
-          <w:rFonts w:ascii="Aptos" w:eastAsia="Times New Roman" w:hAnsi="Aptos" w:cs="Times New Roman"/>
-          <w:color w:val="000000"/>
-          <w:kern w:val="0"/>
-          <w:lang w:val="el-GR" w:eastAsia="el-GR"/>
-          <w14:ligatures w14:val="none"/>
-        </w:rPr>
-        <w:t xml:space="preserve"> άρχισε να κερδίζει πόντους και να προσαρμόζεται καλύτερα στο εξελιγμένο μονοθέσιο, η ομάδα άρχισε να επικεντρώνεται σε αυτόν για τη διεκδίκηση του </w:t>
-      </w:r>
-      <w:r>
-        <w:rPr>
-          <w:rFonts w:ascii="Aptos" w:eastAsia="Times New Roman" w:hAnsi="Aptos" w:cs="Times New Roman"/>
-          <w:color w:val="000000"/>
-          <w:kern w:val="0"/>
-          <w:lang w:val="el-GR" w:eastAsia="el-GR"/>
-          <w14:ligatures w14:val="none"/>
-        </w:rPr>
-        <w:lastRenderedPageBreak/>
-        <w:t xml:space="preserve">τίτλου, αφήνοντας τον </w:t>
-      </w:r>
-      <w:proofErr w:type="spellStart"/>
-      <w:r>
-        <w:rPr>
-          <w:rFonts w:ascii="Aptos" w:eastAsia="Times New Roman" w:hAnsi="Aptos" w:cs="Times New Roman"/>
-          <w:color w:val="000000"/>
-          <w:kern w:val="0"/>
-          <w:lang w:val="el-GR" w:eastAsia="el-GR"/>
-          <w14:ligatures w14:val="none"/>
-        </w:rPr>
-        <w:t>Raikkonen</w:t>
-      </w:r>
-      <w:proofErr w:type="spellEnd"/>
-      <w:r>
-        <w:rPr>
-          <w:rFonts w:ascii="Aptos" w:eastAsia="Times New Roman" w:hAnsi="Aptos" w:cs="Times New Roman"/>
-          <w:color w:val="000000"/>
-          <w:kern w:val="0"/>
-          <w:lang w:val="el-GR" w:eastAsia="el-GR"/>
-          <w14:ligatures w14:val="none"/>
-        </w:rPr>
-        <w:t xml:space="preserve"> σε ρόλο υποστήριξης προς το τέλος της χρονιάς, με τον </w:t>
-      </w:r>
-      <w:proofErr w:type="spellStart"/>
-      <w:r>
-        <w:rPr>
-          <w:rFonts w:ascii="Aptos" w:eastAsia="Times New Roman" w:hAnsi="Aptos" w:cs="Times New Roman"/>
-          <w:color w:val="000000"/>
-          <w:kern w:val="0"/>
-          <w:lang w:val="el-GR" w:eastAsia="el-GR"/>
-          <w14:ligatures w14:val="none"/>
-        </w:rPr>
-        <w:t>Kimi</w:t>
-      </w:r>
-      <w:proofErr w:type="spellEnd"/>
-      <w:r>
-        <w:rPr>
-          <w:rFonts w:ascii="Aptos" w:eastAsia="Times New Roman" w:hAnsi="Aptos" w:cs="Times New Roman"/>
-          <w:color w:val="000000"/>
-          <w:kern w:val="0"/>
-          <w:lang w:val="el-GR" w:eastAsia="el-GR"/>
-          <w14:ligatures w14:val="none"/>
-        </w:rPr>
-        <w:t xml:space="preserve"> πάντως να δίνει πολύ σημαντικούς βαθμούς για το πρωτάθλημα κατασκευαστών.</w:t>
-      </w:r>
     </w:p>
     <w:p>
       <w:pPr>
